--- a/docs/Diplom/Формулы_метрики_качества.docx
+++ b/docs/Diplom/Формулы_метрики_качества.docx
@@ -8889,7 +8889,7 @@
           <w:b/>
           <w:bCs/>
         </w:rPr>
-        <w:t xml:space="preserve">Итоговая формула интегральной оценки:</w:t>
+        <w:t xml:space="preserve">Итоговая формула расчёта общего балла (Score):</w:t>
       </w:r>
     </w:p>
     <w:p>
@@ -8901,113 +8901,910 @@
           <m:jc m:val="center"/>
         </m:oMathParaPr>
         <m:oMath>
-          <m:r>
-            <m:rPr>
-              <m:sty m:val="p"/>
-            </m:rPr>
-            <m:t>S</m:t>
-          </m:r>
-          <m:r>
-            <m:rPr>
-              <m:sty m:val="p"/>
-            </m:rPr>
-            <m:t>c</m:t>
-          </m:r>
-          <m:r>
-            <m:rPr>
-              <m:sty m:val="p"/>
-            </m:rPr>
-            <m:t>o</m:t>
-          </m:r>
-          <m:r>
-            <m:rPr>
-              <m:sty m:val="p"/>
-            </m:rPr>
-            <m:t>r</m:t>
-          </m:r>
-          <m:r>
-            <m:rPr>
-              <m:sty m:val="p"/>
-            </m:rPr>
-            <m:t>e</m:t>
-          </m:r>
-          <m:r>
-            <m:rPr>
-              <m:sty m:val="p"/>
-            </m:rPr>
-            <m:t>=</m:t>
-          </m:r>
-          <m:nary>
-            <m:naryPr>
-              <m:chr m:val="∑"/>
-              <m:limLoc m:val="undOvr"/>
-              <m:subHide m:val="off"/>
-              <m:supHide m:val="on"/>
-            </m:naryPr>
-            <m:sub>
-              <m:r>
-                <m:t>i</m:t>
-              </m:r>
-            </m:sub>
-            <m:sup>
-              <m:r>
-                <m:t>​</m:t>
-              </m:r>
-            </m:sup>
-            <m:e>
-              <m:sSub>
-                <m:e>
-                  <m:r>
-                    <m:t>w</m:t>
-                  </m:r>
-                </m:e>
-                <m:sub>
-                  <m:r>
-                    <m:t>i</m:t>
-                  </m:r>
-                </m:sub>
-              </m:sSub>
-            </m:e>
-          </m:nary>
-          <m:r>
-            <m:rPr>
-              <m:sty m:val="p"/>
-            </m:rPr>
-            <m:t>⋅</m:t>
-          </m:r>
-          <m:sSub>
-            <m:e>
-              <m:r>
-                <m:rPr>
-                  <m:sty m:val="p"/>
-                </m:rPr>
-                <m:t>n</m:t>
-              </m:r>
-              <m:r>
-                <m:rPr>
-                  <m:sty m:val="p"/>
-                </m:rPr>
-                <m:t>o</m:t>
-              </m:r>
-              <m:r>
-                <m:rPr>
-                  <m:sty m:val="p"/>
-                </m:rPr>
-                <m:t>r</m:t>
-              </m:r>
-              <m:r>
-                <m:rPr>
-                  <m:sty m:val="p"/>
-                </m:rPr>
-                <m:t>m</m:t>
-              </m:r>
-            </m:e>
-            <m:sub>
-              <m:r>
-                <m:t>i</m:t>
-              </m:r>
-            </m:sub>
-          </m:sSub>
+          <m:m>
+            <m:mPr>
+              <m:baseJc m:val="center"/>
+              <m:plcHide m:val="on"/>
+              <m:mcs>
+                <m:mc>
+                  <m:mcPr>
+                    <m:mcJc m:val="right"/>
+                    <m:count m:val="1"/>
+                  </m:mcPr>
+                </m:mc>
+                <m:mc>
+                  <m:mcPr>
+                    <m:mcJc m:val="left"/>
+                    <m:count m:val="1"/>
+                  </m:mcPr>
+                </m:mc>
+              </m:mcs>
+            </m:mPr>
+            <m:mr>
+              <m:e>
+                <m:r>
+                  <m:rPr>
+                    <m:sty m:val="p"/>
+                  </m:rPr>
+                  <m:t>S</m:t>
+                </m:r>
+                <m:r>
+                  <m:rPr>
+                    <m:sty m:val="p"/>
+                  </m:rPr>
+                  <m:t>c</m:t>
+                </m:r>
+                <m:r>
+                  <m:rPr>
+                    <m:sty m:val="p"/>
+                  </m:rPr>
+                  <m:t>o</m:t>
+                </m:r>
+                <m:r>
+                  <m:rPr>
+                    <m:sty m:val="p"/>
+                  </m:rPr>
+                  <m:t>r</m:t>
+                </m:r>
+                <m:r>
+                  <m:rPr>
+                    <m:sty m:val="p"/>
+                  </m:rPr>
+                  <m:t>e</m:t>
+                </m:r>
+                <m:r>
+                  <m:rPr>
+                    <m:sty m:val="p"/>
+                  </m:rPr>
+                  <m:t>=</m:t>
+                </m:r>
+                <m:r>
+                  <m:t> </m:t>
+                </m:r>
+              </m:e>
+              <m:e>
+                <m:r>
+                  <m:t>0</m:t>
+                </m:r>
+                <m:r>
+                  <m:rPr>
+                    <m:sty m:val="p"/>
+                  </m:rPr>
+                  <m:t>,</m:t>
+                </m:r>
+                <m:r>
+                  <m:t>15</m:t>
+                </m:r>
+                <m:r>
+                  <m:rPr>
+                    <m:sty m:val="p"/>
+                  </m:rPr>
+                  <m:t>⋅</m:t>
+                </m:r>
+                <m:sSub>
+                  <m:e>
+                    <m:r>
+                      <m:rPr>
+                        <m:sty m:val="p"/>
+                      </m:rPr>
+                      <m:t>L</m:t>
+                    </m:r>
+                    <m:r>
+                      <m:rPr>
+                        <m:sty m:val="p"/>
+                      </m:rPr>
+                      <m:t>S</m:t>
+                    </m:r>
+                    <m:r>
+                      <m:rPr>
+                        <m:sty m:val="p"/>
+                      </m:rPr>
+                      <m:t>D</m:t>
+                    </m:r>
+                  </m:e>
+                  <m:sub>
+                    <m:r>
+                      <m:rPr>
+                        <m:sty m:val="p"/>
+                      </m:rPr>
+                      <m:t>n</m:t>
+                    </m:r>
+                    <m:r>
+                      <m:rPr>
+                        <m:sty m:val="p"/>
+                      </m:rPr>
+                      <m:t>o</m:t>
+                    </m:r>
+                    <m:r>
+                      <m:rPr>
+                        <m:sty m:val="p"/>
+                      </m:rPr>
+                      <m:t>r</m:t>
+                    </m:r>
+                    <m:r>
+                      <m:rPr>
+                        <m:sty m:val="p"/>
+                      </m:rPr>
+                      <m:t>m</m:t>
+                    </m:r>
+                  </m:sub>
+                </m:sSub>
+                <m:r>
+                  <m:rPr>
+                    <m:sty m:val="p"/>
+                  </m:rPr>
+                  <m:t>+</m:t>
+                </m:r>
+                <m:r>
+                  <m:t>0</m:t>
+                </m:r>
+                <m:r>
+                  <m:rPr>
+                    <m:sty m:val="p"/>
+                  </m:rPr>
+                  <m:t>,</m:t>
+                </m:r>
+                <m:r>
+                  <m:t>15</m:t>
+                </m:r>
+                <m:r>
+                  <m:rPr>
+                    <m:sty m:val="p"/>
+                  </m:rPr>
+                  <m:t>⋅</m:t>
+                </m:r>
+                <m:sSub>
+                  <m:e>
+                    <m:r>
+                      <m:rPr>
+                        <m:sty m:val="p"/>
+                      </m:rPr>
+                      <m:t>S</m:t>
+                    </m:r>
+                    <m:r>
+                      <m:rPr>
+                        <m:sty m:val="p"/>
+                      </m:rPr>
+                      <m:t>N</m:t>
+                    </m:r>
+                    <m:r>
+                      <m:rPr>
+                        <m:sty m:val="p"/>
+                      </m:rPr>
+                      <m:t>R</m:t>
+                    </m:r>
+                  </m:e>
+                  <m:sub>
+                    <m:r>
+                      <m:rPr>
+                        <m:sty m:val="p"/>
+                      </m:rPr>
+                      <m:t>n</m:t>
+                    </m:r>
+                    <m:r>
+                      <m:rPr>
+                        <m:sty m:val="p"/>
+                      </m:rPr>
+                      <m:t>o</m:t>
+                    </m:r>
+                    <m:r>
+                      <m:rPr>
+                        <m:sty m:val="p"/>
+                      </m:rPr>
+                      <m:t>r</m:t>
+                    </m:r>
+                    <m:r>
+                      <m:rPr>
+                        <m:sty m:val="p"/>
+                      </m:rPr>
+                      <m:t>m</m:t>
+                    </m:r>
+                  </m:sub>
+                </m:sSub>
+                <m:r>
+                  <m:rPr>
+                    <m:sty m:val="p"/>
+                  </m:rPr>
+                  <m:t>+</m:t>
+                </m:r>
+                <m:r>
+                  <m:t>0</m:t>
+                </m:r>
+                <m:r>
+                  <m:rPr>
+                    <m:sty m:val="p"/>
+                  </m:rPr>
+                  <m:t>,</m:t>
+                </m:r>
+                <m:r>
+                  <m:t>10</m:t>
+                </m:r>
+                <m:r>
+                  <m:rPr>
+                    <m:sty m:val="p"/>
+                  </m:rPr>
+                  <m:t>⋅</m:t>
+                </m:r>
+                <m:sSub>
+                  <m:e>
+                    <m:r>
+                      <m:rPr>
+                        <m:sty m:val="p"/>
+                      </m:rPr>
+                      <m:t>R</m:t>
+                    </m:r>
+                    <m:r>
+                      <m:rPr>
+                        <m:sty m:val="p"/>
+                      </m:rPr>
+                      <m:t>M</m:t>
+                    </m:r>
+                    <m:r>
+                      <m:rPr>
+                        <m:sty m:val="p"/>
+                      </m:rPr>
+                      <m:t>S</m:t>
+                    </m:r>
+                    <m:r>
+                      <m:rPr>
+                        <m:sty m:val="p"/>
+                      </m:rPr>
+                      <m:t>E</m:t>
+                    </m:r>
+                  </m:e>
+                  <m:sub>
+                    <m:r>
+                      <m:rPr>
+                        <m:sty m:val="p"/>
+                      </m:rPr>
+                      <m:t>n</m:t>
+                    </m:r>
+                    <m:r>
+                      <m:rPr>
+                        <m:sty m:val="p"/>
+                      </m:rPr>
+                      <m:t>o</m:t>
+                    </m:r>
+                    <m:r>
+                      <m:rPr>
+                        <m:sty m:val="p"/>
+                      </m:rPr>
+                      <m:t>r</m:t>
+                    </m:r>
+                    <m:r>
+                      <m:rPr>
+                        <m:sty m:val="p"/>
+                      </m:rPr>
+                      <m:t>m</m:t>
+                    </m:r>
+                  </m:sub>
+                </m:sSub>
+                <m:r>
+                  <m:rPr>
+                    <m:sty m:val="p"/>
+                  </m:rPr>
+                  <m:t>+</m:t>
+                </m:r>
+                <m:r>
+                  <m:t>0</m:t>
+                </m:r>
+                <m:r>
+                  <m:rPr>
+                    <m:sty m:val="p"/>
+                  </m:rPr>
+                  <m:t>,</m:t>
+                </m:r>
+                <m:r>
+                  <m:t>10</m:t>
+                </m:r>
+                <m:r>
+                  <m:rPr>
+                    <m:sty m:val="p"/>
+                  </m:rPr>
+                  <m:t>⋅</m:t>
+                </m:r>
+                <m:sSub>
+                  <m:e>
+                    <m:r>
+                      <m:rPr>
+                        <m:sty m:val="p"/>
+                      </m:rPr>
+                      <m:t>S</m:t>
+                    </m:r>
+                    <m:r>
+                      <m:rPr>
+                        <m:sty m:val="p"/>
+                      </m:rPr>
+                      <m:t>I</m:t>
+                    </m:r>
+                    <m:r>
+                      <m:rPr>
+                        <m:nor/>
+                        <m:sty m:val="p"/>
+                      </m:rPr>
+                      <m:t>-</m:t>
+                    </m:r>
+                    <m:r>
+                      <m:rPr>
+                        <m:sty m:val="p"/>
+                      </m:rPr>
+                      <m:t>S</m:t>
+                    </m:r>
+                    <m:r>
+                      <m:rPr>
+                        <m:sty m:val="p"/>
+                      </m:rPr>
+                      <m:t>D</m:t>
+                    </m:r>
+                    <m:r>
+                      <m:rPr>
+                        <m:sty m:val="p"/>
+                      </m:rPr>
+                      <m:t>R</m:t>
+                    </m:r>
+                  </m:e>
+                  <m:sub>
+                    <m:r>
+                      <m:rPr>
+                        <m:sty m:val="p"/>
+                      </m:rPr>
+                      <m:t>n</m:t>
+                    </m:r>
+                    <m:r>
+                      <m:rPr>
+                        <m:sty m:val="p"/>
+                      </m:rPr>
+                      <m:t>o</m:t>
+                    </m:r>
+                    <m:r>
+                      <m:rPr>
+                        <m:sty m:val="p"/>
+                      </m:rPr>
+                      <m:t>r</m:t>
+                    </m:r>
+                    <m:r>
+                      <m:rPr>
+                        <m:sty m:val="p"/>
+                      </m:rPr>
+                      <m:t>m</m:t>
+                    </m:r>
+                  </m:sub>
+                </m:sSub>
+              </m:e>
+            </m:mr>
+            <m:mr>
+              <m:e/>
+              <m:e>
+                <m:r>
+                  <m:rPr>
+                    <m:sty m:val="p"/>
+                  </m:rPr>
+                  <m:t>+</m:t>
+                </m:r>
+                <m:r>
+                  <m:t>0</m:t>
+                </m:r>
+                <m:r>
+                  <m:rPr>
+                    <m:sty m:val="p"/>
+                  </m:rPr>
+                  <m:t>,</m:t>
+                </m:r>
+                <m:r>
+                  <m:t>10</m:t>
+                </m:r>
+                <m:r>
+                  <m:rPr>
+                    <m:sty m:val="p"/>
+                  </m:rPr>
+                  <m:t>⋅</m:t>
+                </m:r>
+                <m:sSub>
+                  <m:e>
+                    <m:r>
+                      <m:rPr>
+                        <m:sty m:val="p"/>
+                      </m:rPr>
+                      <m:t>S</m:t>
+                    </m:r>
+                    <m:r>
+                      <m:rPr>
+                        <m:sty m:val="p"/>
+                      </m:rPr>
+                      <m:t>C</m:t>
+                    </m:r>
+                  </m:e>
+                  <m:sub>
+                    <m:r>
+                      <m:rPr>
+                        <m:sty m:val="p"/>
+                      </m:rPr>
+                      <m:t>n</m:t>
+                    </m:r>
+                    <m:r>
+                      <m:rPr>
+                        <m:sty m:val="p"/>
+                      </m:rPr>
+                      <m:t>o</m:t>
+                    </m:r>
+                    <m:r>
+                      <m:rPr>
+                        <m:sty m:val="p"/>
+                      </m:rPr>
+                      <m:t>r</m:t>
+                    </m:r>
+                    <m:r>
+                      <m:rPr>
+                        <m:sty m:val="p"/>
+                      </m:rPr>
+                      <m:t>m</m:t>
+                    </m:r>
+                  </m:sub>
+                </m:sSub>
+                <m:r>
+                  <m:rPr>
+                    <m:sty m:val="p"/>
+                  </m:rPr>
+                  <m:t>+</m:t>
+                </m:r>
+                <m:r>
+                  <m:t>0</m:t>
+                </m:r>
+                <m:r>
+                  <m:rPr>
+                    <m:sty m:val="p"/>
+                  </m:rPr>
+                  <m:t>,</m:t>
+                </m:r>
+                <m:r>
+                  <m:t>05</m:t>
+                </m:r>
+                <m:r>
+                  <m:rPr>
+                    <m:sty m:val="p"/>
+                  </m:rPr>
+                  <m:t>⋅</m:t>
+                </m:r>
+                <m:r>
+                  <m:t>Δ</m:t>
+                </m:r>
+                <m:sSub>
+                  <m:e>
+                    <m:r>
+                      <m:t>C</m:t>
+                    </m:r>
+                  </m:e>
+                  <m:sub>
+                    <m:r>
+                      <m:rPr>
+                        <m:sty m:val="p"/>
+                      </m:rPr>
+                      <m:t>n</m:t>
+                    </m:r>
+                    <m:r>
+                      <m:rPr>
+                        <m:sty m:val="p"/>
+                      </m:rPr>
+                      <m:t>o</m:t>
+                    </m:r>
+                    <m:r>
+                      <m:rPr>
+                        <m:sty m:val="p"/>
+                      </m:rPr>
+                      <m:t>r</m:t>
+                    </m:r>
+                    <m:r>
+                      <m:rPr>
+                        <m:sty m:val="p"/>
+                      </m:rPr>
+                      <m:t>m</m:t>
+                    </m:r>
+                  </m:sub>
+                </m:sSub>
+                <m:r>
+                  <m:rPr>
+                    <m:sty m:val="p"/>
+                  </m:rPr>
+                  <m:t>+</m:t>
+                </m:r>
+                <m:r>
+                  <m:t>0</m:t>
+                </m:r>
+                <m:r>
+                  <m:rPr>
+                    <m:sty m:val="p"/>
+                  </m:rPr>
+                  <m:t>,</m:t>
+                </m:r>
+                <m:r>
+                  <m:t>05</m:t>
+                </m:r>
+                <m:r>
+                  <m:rPr>
+                    <m:sty m:val="p"/>
+                  </m:rPr>
+                  <m:t>⋅</m:t>
+                </m:r>
+                <m:sSub>
+                  <m:e>
+                    <m:r>
+                      <m:rPr>
+                        <m:sty m:val="p"/>
+                      </m:rPr>
+                      <m:t>C</m:t>
+                    </m:r>
+                    <m:r>
+                      <m:rPr>
+                        <m:sty m:val="p"/>
+                      </m:rPr>
+                      <m:t>o</m:t>
+                    </m:r>
+                    <m:r>
+                      <m:rPr>
+                        <m:sty m:val="p"/>
+                      </m:rPr>
+                      <m:t>s</m:t>
+                    </m:r>
+                    <m:r>
+                      <m:rPr>
+                        <m:sty m:val="p"/>
+                      </m:rPr>
+                      <m:t>S</m:t>
+                    </m:r>
+                    <m:r>
+                      <m:rPr>
+                        <m:sty m:val="p"/>
+                      </m:rPr>
+                      <m:t>i</m:t>
+                    </m:r>
+                    <m:r>
+                      <m:rPr>
+                        <m:sty m:val="p"/>
+                      </m:rPr>
+                      <m:t>m</m:t>
+                    </m:r>
+                  </m:e>
+                  <m:sub>
+                    <m:r>
+                      <m:rPr>
+                        <m:sty m:val="p"/>
+                      </m:rPr>
+                      <m:t>n</m:t>
+                    </m:r>
+                    <m:r>
+                      <m:rPr>
+                        <m:sty m:val="p"/>
+                      </m:rPr>
+                      <m:t>o</m:t>
+                    </m:r>
+                    <m:r>
+                      <m:rPr>
+                        <m:sty m:val="p"/>
+                      </m:rPr>
+                      <m:t>r</m:t>
+                    </m:r>
+                    <m:r>
+                      <m:rPr>
+                        <m:sty m:val="p"/>
+                      </m:rPr>
+                      <m:t>m</m:t>
+                    </m:r>
+                  </m:sub>
+                </m:sSub>
+                <m:r>
+                  <m:rPr>
+                    <m:sty m:val="p"/>
+                  </m:rPr>
+                  <m:t>+</m:t>
+                </m:r>
+                <m:r>
+                  <m:t>0</m:t>
+                </m:r>
+                <m:r>
+                  <m:rPr>
+                    <m:sty m:val="p"/>
+                  </m:rPr>
+                  <m:t>,</m:t>
+                </m:r>
+                <m:r>
+                  <m:t>05</m:t>
+                </m:r>
+                <m:r>
+                  <m:rPr>
+                    <m:sty m:val="p"/>
+                  </m:rPr>
+                  <m:t>⋅</m:t>
+                </m:r>
+                <m:sSub>
+                  <m:e>
+                    <m:r>
+                      <m:rPr>
+                        <m:sty m:val="p"/>
+                      </m:rPr>
+                      <m:t>T</m:t>
+                    </m:r>
+                    <m:r>
+                      <m:rPr>
+                        <m:sty m:val="p"/>
+                      </m:rPr>
+                      <m:t>i</m:t>
+                    </m:r>
+                    <m:r>
+                      <m:rPr>
+                        <m:sty m:val="p"/>
+                      </m:rPr>
+                      <m:t>m</m:t>
+                    </m:r>
+                    <m:r>
+                      <m:rPr>
+                        <m:sty m:val="p"/>
+                      </m:rPr>
+                      <m:t>e</m:t>
+                    </m:r>
+                  </m:e>
+                  <m:sub>
+                    <m:r>
+                      <m:rPr>
+                        <m:sty m:val="p"/>
+                      </m:rPr>
+                      <m:t>n</m:t>
+                    </m:r>
+                    <m:r>
+                      <m:rPr>
+                        <m:sty m:val="p"/>
+                      </m:rPr>
+                      <m:t>o</m:t>
+                    </m:r>
+                    <m:r>
+                      <m:rPr>
+                        <m:sty m:val="p"/>
+                      </m:rPr>
+                      <m:t>r</m:t>
+                    </m:r>
+                    <m:r>
+                      <m:rPr>
+                        <m:sty m:val="p"/>
+                      </m:rPr>
+                      <m:t>m</m:t>
+                    </m:r>
+                  </m:sub>
+                </m:sSub>
+              </m:e>
+            </m:mr>
+            <m:mr>
+              <m:e/>
+              <m:e>
+                <m:r>
+                  <m:rPr>
+                    <m:sty m:val="p"/>
+                  </m:rPr>
+                  <m:t>+</m:t>
+                </m:r>
+                <m:r>
+                  <m:t>0</m:t>
+                </m:r>
+                <m:r>
+                  <m:rPr>
+                    <m:sty m:val="p"/>
+                  </m:rPr>
+                  <m:t>,</m:t>
+                </m:r>
+                <m:r>
+                  <m:t>10</m:t>
+                </m:r>
+                <m:r>
+                  <m:rPr>
+                    <m:sty m:val="p"/>
+                  </m:rPr>
+                  <m:t>⋅</m:t>
+                </m:r>
+                <m:sSub>
+                  <m:e>
+                    <m:r>
+                      <m:rPr>
+                        <m:sty m:val="p"/>
+                      </m:rPr>
+                      <m:t>S</m:t>
+                    </m:r>
+                    <m:r>
+                      <m:rPr>
+                        <m:sty m:val="p"/>
+                      </m:rPr>
+                      <m:t>T</m:t>
+                    </m:r>
+                    <m:r>
+                      <m:rPr>
+                        <m:sty m:val="p"/>
+                      </m:rPr>
+                      <m:t>O</m:t>
+                    </m:r>
+                    <m:r>
+                      <m:rPr>
+                        <m:sty m:val="p"/>
+                      </m:rPr>
+                      <m:t>I</m:t>
+                    </m:r>
+                  </m:e>
+                  <m:sub>
+                    <m:r>
+                      <m:rPr>
+                        <m:sty m:val="p"/>
+                      </m:rPr>
+                      <m:t>n</m:t>
+                    </m:r>
+                    <m:r>
+                      <m:rPr>
+                        <m:sty m:val="p"/>
+                      </m:rPr>
+                      <m:t>o</m:t>
+                    </m:r>
+                    <m:r>
+                      <m:rPr>
+                        <m:sty m:val="p"/>
+                      </m:rPr>
+                      <m:t>r</m:t>
+                    </m:r>
+                    <m:r>
+                      <m:rPr>
+                        <m:sty m:val="p"/>
+                      </m:rPr>
+                      <m:t>m</m:t>
+                    </m:r>
+                  </m:sub>
+                </m:sSub>
+                <m:r>
+                  <m:rPr>
+                    <m:sty m:val="p"/>
+                  </m:rPr>
+                  <m:t>+</m:t>
+                </m:r>
+                <m:r>
+                  <m:t>0</m:t>
+                </m:r>
+                <m:r>
+                  <m:rPr>
+                    <m:sty m:val="p"/>
+                  </m:rPr>
+                  <m:t>,</m:t>
+                </m:r>
+                <m:r>
+                  <m:t>10</m:t>
+                </m:r>
+                <m:r>
+                  <m:rPr>
+                    <m:sty m:val="p"/>
+                  </m:rPr>
+                  <m:t>⋅</m:t>
+                </m:r>
+                <m:sSub>
+                  <m:e>
+                    <m:r>
+                      <m:rPr>
+                        <m:sty m:val="p"/>
+                      </m:rPr>
+                      <m:t>P</m:t>
+                    </m:r>
+                    <m:r>
+                      <m:rPr>
+                        <m:sty m:val="p"/>
+                      </m:rPr>
+                      <m:t>E</m:t>
+                    </m:r>
+                    <m:r>
+                      <m:rPr>
+                        <m:sty m:val="p"/>
+                      </m:rPr>
+                      <m:t>S</m:t>
+                    </m:r>
+                    <m:r>
+                      <m:rPr>
+                        <m:sty m:val="p"/>
+                      </m:rPr>
+                      <m:t>Q</m:t>
+                    </m:r>
+                  </m:e>
+                  <m:sub>
+                    <m:r>
+                      <m:rPr>
+                        <m:sty m:val="p"/>
+                      </m:rPr>
+                      <m:t>n</m:t>
+                    </m:r>
+                    <m:r>
+                      <m:rPr>
+                        <m:sty m:val="p"/>
+                      </m:rPr>
+                      <m:t>o</m:t>
+                    </m:r>
+                    <m:r>
+                      <m:rPr>
+                        <m:sty m:val="p"/>
+                      </m:rPr>
+                      <m:t>r</m:t>
+                    </m:r>
+                    <m:r>
+                      <m:rPr>
+                        <m:sty m:val="p"/>
+                      </m:rPr>
+                      <m:t>m</m:t>
+                    </m:r>
+                  </m:sub>
+                </m:sSub>
+                <m:r>
+                  <m:rPr>
+                    <m:sty m:val="p"/>
+                  </m:rPr>
+                  <m:t>+</m:t>
+                </m:r>
+                <m:r>
+                  <m:t>0</m:t>
+                </m:r>
+                <m:r>
+                  <m:rPr>
+                    <m:sty m:val="p"/>
+                  </m:rPr>
+                  <m:t>,</m:t>
+                </m:r>
+                <m:r>
+                  <m:t>05</m:t>
+                </m:r>
+                <m:r>
+                  <m:rPr>
+                    <m:sty m:val="p"/>
+                  </m:rPr>
+                  <m:t>⋅</m:t>
+                </m:r>
+                <m:sSub>
+                  <m:e>
+                    <m:r>
+                      <m:rPr>
+                        <m:sty m:val="p"/>
+                      </m:rPr>
+                      <m:t>M</m:t>
+                    </m:r>
+                    <m:r>
+                      <m:rPr>
+                        <m:sty m:val="p"/>
+                      </m:rPr>
+                      <m:t>O</m:t>
+                    </m:r>
+                    <m:r>
+                      <m:rPr>
+                        <m:sty m:val="p"/>
+                      </m:rPr>
+                      <m:t>S</m:t>
+                    </m:r>
+                  </m:e>
+                  <m:sub>
+                    <m:r>
+                      <m:rPr>
+                        <m:sty m:val="p"/>
+                      </m:rPr>
+                      <m:t>n</m:t>
+                    </m:r>
+                    <m:r>
+                      <m:rPr>
+                        <m:sty m:val="p"/>
+                      </m:rPr>
+                      <m:t>o</m:t>
+                    </m:r>
+                    <m:r>
+                      <m:rPr>
+                        <m:sty m:val="p"/>
+                      </m:rPr>
+                      <m:t>r</m:t>
+                    </m:r>
+                    <m:r>
+                      <m:rPr>
+                        <m:sty m:val="p"/>
+                      </m:rPr>
+                      <m:t>m</m:t>
+                    </m:r>
+                  </m:sub>
+                </m:sSub>
+              </m:e>
+            </m:mr>
+          </m:m>
         </m:oMath>
       </m:oMathPara>
     </w:p>
@@ -9023,22 +9820,282 @@
         </w:rPr>
         <w:t xml:space="preserve">где:</w:t>
       </w:r>
-      <w:r>
-        <w:rPr>
-          <w:rFonts w:ascii="Times New Roman" w:hAnsi="Times New Roman" w:cs="Times New Roman"/>
-        </w:rPr>
-        <w:t xml:space="preserve"> </w:t>
-      </w:r>
+    </w:p>
+    <w:p>
+      <w:pPr>
+        <w:numPr>
+          <w:ilvl w:val="0"/>
+          <w:numId w:val="1008"/>
+        </w:numPr>
+      </w:pPr>
       <m:oMath>
         <m:sSub>
           <m:e>
             <m:r>
-              <m:t>w</m:t>
+              <m:rPr>
+                <m:sty m:val="p"/>
+              </m:rPr>
+              <m:t>L</m:t>
+            </m:r>
+            <m:r>
+              <m:rPr>
+                <m:sty m:val="p"/>
+              </m:rPr>
+              <m:t>S</m:t>
+            </m:r>
+            <m:r>
+              <m:rPr>
+                <m:sty m:val="p"/>
+              </m:rPr>
+              <m:t>D</m:t>
             </m:r>
           </m:e>
           <m:sub>
             <m:r>
+              <m:rPr>
+                <m:sty m:val="p"/>
+              </m:rPr>
+              <m:t>n</m:t>
+            </m:r>
+            <m:r>
+              <m:rPr>
+                <m:sty m:val="p"/>
+              </m:rPr>
+              <m:t>o</m:t>
+            </m:r>
+            <m:r>
+              <m:rPr>
+                <m:sty m:val="p"/>
+              </m:rPr>
+              <m:t>r</m:t>
+            </m:r>
+            <m:r>
+              <m:rPr>
+                <m:sty m:val="p"/>
+              </m:rPr>
+              <m:t>m</m:t>
+            </m:r>
+          </m:sub>
+        </m:sSub>
+        <m:r>
+          <m:rPr>
+            <m:sty m:val="p"/>
+          </m:rPr>
+          <m:t>,</m:t>
+        </m:r>
+        <m:r>
+          <m:t> </m:t>
+        </m:r>
+        <m:sSub>
+          <m:e>
+            <m:r>
+              <m:rPr>
+                <m:sty m:val="p"/>
+              </m:rPr>
+              <m:t>R</m:t>
+            </m:r>
+            <m:r>
+              <m:rPr>
+                <m:sty m:val="p"/>
+              </m:rPr>
+              <m:t>M</m:t>
+            </m:r>
+            <m:r>
+              <m:rPr>
+                <m:sty m:val="p"/>
+              </m:rPr>
+              <m:t>S</m:t>
+            </m:r>
+            <m:r>
+              <m:rPr>
+                <m:sty m:val="p"/>
+              </m:rPr>
+              <m:t>E</m:t>
+            </m:r>
+          </m:e>
+          <m:sub>
+            <m:r>
+              <m:rPr>
+                <m:sty m:val="p"/>
+              </m:rPr>
+              <m:t>n</m:t>
+            </m:r>
+            <m:r>
+              <m:rPr>
+                <m:sty m:val="p"/>
+              </m:rPr>
+              <m:t>o</m:t>
+            </m:r>
+            <m:r>
+              <m:rPr>
+                <m:sty m:val="p"/>
+              </m:rPr>
+              <m:t>r</m:t>
+            </m:r>
+            <m:r>
+              <m:rPr>
+                <m:sty m:val="p"/>
+              </m:rPr>
+              <m:t>m</m:t>
+            </m:r>
+          </m:sub>
+        </m:sSub>
+        <m:r>
+          <m:rPr>
+            <m:sty m:val="p"/>
+          </m:rPr>
+          <m:t>,</m:t>
+        </m:r>
+        <m:r>
+          <m:t> </m:t>
+        </m:r>
+        <m:sSub>
+          <m:e>
+            <m:r>
+              <m:rPr>
+                <m:sty m:val="p"/>
+              </m:rPr>
+              <m:t>S</m:t>
+            </m:r>
+            <m:r>
+              <m:rPr>
+                <m:sty m:val="p"/>
+              </m:rPr>
+              <m:t>C</m:t>
+            </m:r>
+          </m:e>
+          <m:sub>
+            <m:r>
+              <m:rPr>
+                <m:sty m:val="p"/>
+              </m:rPr>
+              <m:t>n</m:t>
+            </m:r>
+            <m:r>
+              <m:rPr>
+                <m:sty m:val="p"/>
+              </m:rPr>
+              <m:t>o</m:t>
+            </m:r>
+            <m:r>
+              <m:rPr>
+                <m:sty m:val="p"/>
+              </m:rPr>
+              <m:t>r</m:t>
+            </m:r>
+            <m:r>
+              <m:rPr>
+                <m:sty m:val="p"/>
+              </m:rPr>
+              <m:t>m</m:t>
+            </m:r>
+          </m:sub>
+        </m:sSub>
+        <m:r>
+          <m:rPr>
+            <m:sty m:val="p"/>
+          </m:rPr>
+          <m:t>,</m:t>
+        </m:r>
+        <m:r>
+          <m:t> </m:t>
+        </m:r>
+        <m:r>
+          <m:t>Δ</m:t>
+        </m:r>
+        <m:sSub>
+          <m:e>
+            <m:r>
+              <m:t>C</m:t>
+            </m:r>
+          </m:e>
+          <m:sub>
+            <m:r>
+              <m:rPr>
+                <m:sty m:val="p"/>
+              </m:rPr>
+              <m:t>n</m:t>
+            </m:r>
+            <m:r>
+              <m:rPr>
+                <m:sty m:val="p"/>
+              </m:rPr>
+              <m:t>o</m:t>
+            </m:r>
+            <m:r>
+              <m:rPr>
+                <m:sty m:val="p"/>
+              </m:rPr>
+              <m:t>r</m:t>
+            </m:r>
+            <m:r>
+              <m:rPr>
+                <m:sty m:val="p"/>
+              </m:rPr>
+              <m:t>m</m:t>
+            </m:r>
+          </m:sub>
+        </m:sSub>
+        <m:r>
+          <m:rPr>
+            <m:sty m:val="p"/>
+          </m:rPr>
+          <m:t>,</m:t>
+        </m:r>
+        <m:r>
+          <m:t> </m:t>
+        </m:r>
+        <m:sSub>
+          <m:e>
+            <m:r>
+              <m:rPr>
+                <m:sty m:val="p"/>
+              </m:rPr>
+              <m:t>T</m:t>
+            </m:r>
+            <m:r>
+              <m:rPr>
+                <m:sty m:val="p"/>
+              </m:rPr>
               <m:t>i</m:t>
+            </m:r>
+            <m:r>
+              <m:rPr>
+                <m:sty m:val="p"/>
+              </m:rPr>
+              <m:t>m</m:t>
+            </m:r>
+            <m:r>
+              <m:rPr>
+                <m:sty m:val="p"/>
+              </m:rPr>
+              <m:t>e</m:t>
+            </m:r>
+          </m:e>
+          <m:sub>
+            <m:r>
+              <m:rPr>
+                <m:sty m:val="p"/>
+              </m:rPr>
+              <m:t>n</m:t>
+            </m:r>
+            <m:r>
+              <m:rPr>
+                <m:sty m:val="p"/>
+              </m:rPr>
+              <m:t>o</m:t>
+            </m:r>
+            <m:r>
+              <m:rPr>
+                <m:sty m:val="p"/>
+              </m:rPr>
+              <m:t>r</m:t>
+            </m:r>
+            <m:r>
+              <m:rPr>
+                <m:sty m:val="p"/>
+              </m:rPr>
+              <m:t>m</m:t>
             </m:r>
           </m:sub>
         </m:sSub>
@@ -9053,31 +10110,36 @@
         <w:rPr>
           <w:rFonts w:ascii="Times New Roman" w:hAnsi="Times New Roman" w:cs="Times New Roman"/>
         </w:rPr>
-        <w:t xml:space="preserve">— вес</w:t>
-      </w:r>
+        <w:t xml:space="preserve">— нормализованные значения метрик &lt;&lt;ниже — лучше&gt;&gt; (формула </w:t>
+      </w:r>
+      <w:hyperlink w:anchor="eq:norm-inv">
+        <w:r>
+          <w:rPr>
+            <w:rStyle w:val="Hyperlink"/>
+          </w:rPr>
+          <w:t xml:space="preserve">[eq:norm-inv]</w:t>
+        </w:r>
+      </w:hyperlink>
       <w:r>
         <w:rPr>
           <w:rFonts w:ascii="Times New Roman" w:hAnsi="Times New Roman" w:cs="Times New Roman"/>
         </w:rPr>
         <w:t xml:space="preserve"> </w:t>
       </w:r>
-      <m:oMath>
-        <m:r>
-          <m:t>i</m:t>
-        </m:r>
-      </m:oMath>
-      <w:r>
-        <w:rPr>
-          <w:rFonts w:ascii="Times New Roman" w:hAnsi="Times New Roman" w:cs="Times New Roman"/>
-        </w:rPr>
-        <w:t xml:space="preserve">-й метрики;</w:t>
-      </w:r>
-      <w:r>
-        <w:rPr>
-          <w:rFonts w:ascii="Times New Roman" w:hAnsi="Times New Roman" w:cs="Times New Roman"/>
-        </w:rPr>
-        <w:t xml:space="preserve"> </w:t>
-      </w:r>
+      <w:r>
+        <w:rPr>
+          <w:rFonts w:ascii="Times New Roman" w:hAnsi="Times New Roman" w:cs="Times New Roman"/>
+        </w:rPr>
+        <w:t xml:space="preserve">выше);</w:t>
+      </w:r>
+    </w:p>
+    <w:p>
+      <w:pPr>
+        <w:numPr>
+          <w:ilvl w:val="0"/>
+          <w:numId w:val="1008"/>
+        </w:numPr>
+      </w:pPr>
       <m:oMath>
         <m:sSub>
           <m:e>
@@ -9085,30 +10147,379 @@
               <m:rPr>
                 <m:sty m:val="p"/>
               </m:rPr>
-              <m:t>n</m:t>
-            </m:r>
-            <m:r>
-              <m:rPr>
-                <m:sty m:val="p"/>
-              </m:rPr>
-              <m:t>o</m:t>
-            </m:r>
-            <m:r>
-              <m:rPr>
-                <m:sty m:val="p"/>
-              </m:rPr>
-              <m:t>r</m:t>
-            </m:r>
-            <m:r>
-              <m:rPr>
-                <m:sty m:val="p"/>
-              </m:rPr>
-              <m:t>m</m:t>
+              <m:t>S</m:t>
+            </m:r>
+            <m:r>
+              <m:rPr>
+                <m:sty m:val="p"/>
+              </m:rPr>
+              <m:t>N</m:t>
+            </m:r>
+            <m:r>
+              <m:rPr>
+                <m:sty m:val="p"/>
+              </m:rPr>
+              <m:t>R</m:t>
             </m:r>
           </m:e>
           <m:sub>
             <m:r>
+              <m:rPr>
+                <m:sty m:val="p"/>
+              </m:rPr>
+              <m:t>n</m:t>
+            </m:r>
+            <m:r>
+              <m:rPr>
+                <m:sty m:val="p"/>
+              </m:rPr>
+              <m:t>o</m:t>
+            </m:r>
+            <m:r>
+              <m:rPr>
+                <m:sty m:val="p"/>
+              </m:rPr>
+              <m:t>r</m:t>
+            </m:r>
+            <m:r>
+              <m:rPr>
+                <m:sty m:val="p"/>
+              </m:rPr>
+              <m:t>m</m:t>
+            </m:r>
+          </m:sub>
+        </m:sSub>
+        <m:r>
+          <m:rPr>
+            <m:sty m:val="p"/>
+          </m:rPr>
+          <m:t>,</m:t>
+        </m:r>
+        <m:r>
+          <m:t> </m:t>
+        </m:r>
+        <m:sSub>
+          <m:e>
+            <m:r>
+              <m:rPr>
+                <m:sty m:val="p"/>
+              </m:rPr>
+              <m:t>S</m:t>
+            </m:r>
+            <m:r>
+              <m:rPr>
+                <m:sty m:val="p"/>
+              </m:rPr>
+              <m:t>I</m:t>
+            </m:r>
+            <m:r>
+              <m:rPr>
+                <m:nor/>
+                <m:sty m:val="p"/>
+              </m:rPr>
+              <m:t>-</m:t>
+            </m:r>
+            <m:r>
+              <m:rPr>
+                <m:sty m:val="p"/>
+              </m:rPr>
+              <m:t>S</m:t>
+            </m:r>
+            <m:r>
+              <m:rPr>
+                <m:sty m:val="p"/>
+              </m:rPr>
+              <m:t>D</m:t>
+            </m:r>
+            <m:r>
+              <m:rPr>
+                <m:sty m:val="p"/>
+              </m:rPr>
+              <m:t>R</m:t>
+            </m:r>
+          </m:e>
+          <m:sub>
+            <m:r>
+              <m:rPr>
+                <m:sty m:val="p"/>
+              </m:rPr>
+              <m:t>n</m:t>
+            </m:r>
+            <m:r>
+              <m:rPr>
+                <m:sty m:val="p"/>
+              </m:rPr>
+              <m:t>o</m:t>
+            </m:r>
+            <m:r>
+              <m:rPr>
+                <m:sty m:val="p"/>
+              </m:rPr>
+              <m:t>r</m:t>
+            </m:r>
+            <m:r>
+              <m:rPr>
+                <m:sty m:val="p"/>
+              </m:rPr>
+              <m:t>m</m:t>
+            </m:r>
+          </m:sub>
+        </m:sSub>
+        <m:r>
+          <m:rPr>
+            <m:sty m:val="p"/>
+          </m:rPr>
+          <m:t>,</m:t>
+        </m:r>
+        <m:r>
+          <m:t> </m:t>
+        </m:r>
+        <m:sSub>
+          <m:e>
+            <m:r>
+              <m:rPr>
+                <m:sty m:val="p"/>
+              </m:rPr>
+              <m:t>C</m:t>
+            </m:r>
+            <m:r>
+              <m:rPr>
+                <m:sty m:val="p"/>
+              </m:rPr>
+              <m:t>o</m:t>
+            </m:r>
+            <m:r>
+              <m:rPr>
+                <m:sty m:val="p"/>
+              </m:rPr>
+              <m:t>s</m:t>
+            </m:r>
+            <m:r>
+              <m:rPr>
+                <m:sty m:val="p"/>
+              </m:rPr>
+              <m:t>S</m:t>
+            </m:r>
+            <m:r>
+              <m:rPr>
+                <m:sty m:val="p"/>
+              </m:rPr>
               <m:t>i</m:t>
+            </m:r>
+            <m:r>
+              <m:rPr>
+                <m:sty m:val="p"/>
+              </m:rPr>
+              <m:t>m</m:t>
+            </m:r>
+          </m:e>
+          <m:sub>
+            <m:r>
+              <m:rPr>
+                <m:sty m:val="p"/>
+              </m:rPr>
+              <m:t>n</m:t>
+            </m:r>
+            <m:r>
+              <m:rPr>
+                <m:sty m:val="p"/>
+              </m:rPr>
+              <m:t>o</m:t>
+            </m:r>
+            <m:r>
+              <m:rPr>
+                <m:sty m:val="p"/>
+              </m:rPr>
+              <m:t>r</m:t>
+            </m:r>
+            <m:r>
+              <m:rPr>
+                <m:sty m:val="p"/>
+              </m:rPr>
+              <m:t>m</m:t>
+            </m:r>
+          </m:sub>
+        </m:sSub>
+        <m:r>
+          <m:rPr>
+            <m:sty m:val="p"/>
+          </m:rPr>
+          <m:t>,</m:t>
+        </m:r>
+        <m:r>
+          <m:t> </m:t>
+        </m:r>
+        <m:sSub>
+          <m:e>
+            <m:r>
+              <m:rPr>
+                <m:sty m:val="p"/>
+              </m:rPr>
+              <m:t>S</m:t>
+            </m:r>
+            <m:r>
+              <m:rPr>
+                <m:sty m:val="p"/>
+              </m:rPr>
+              <m:t>T</m:t>
+            </m:r>
+            <m:r>
+              <m:rPr>
+                <m:sty m:val="p"/>
+              </m:rPr>
+              <m:t>O</m:t>
+            </m:r>
+            <m:r>
+              <m:rPr>
+                <m:sty m:val="p"/>
+              </m:rPr>
+              <m:t>I</m:t>
+            </m:r>
+          </m:e>
+          <m:sub>
+            <m:r>
+              <m:rPr>
+                <m:sty m:val="p"/>
+              </m:rPr>
+              <m:t>n</m:t>
+            </m:r>
+            <m:r>
+              <m:rPr>
+                <m:sty m:val="p"/>
+              </m:rPr>
+              <m:t>o</m:t>
+            </m:r>
+            <m:r>
+              <m:rPr>
+                <m:sty m:val="p"/>
+              </m:rPr>
+              <m:t>r</m:t>
+            </m:r>
+            <m:r>
+              <m:rPr>
+                <m:sty m:val="p"/>
+              </m:rPr>
+              <m:t>m</m:t>
+            </m:r>
+          </m:sub>
+        </m:sSub>
+        <m:r>
+          <m:rPr>
+            <m:sty m:val="p"/>
+          </m:rPr>
+          <m:t>,</m:t>
+        </m:r>
+        <m:r>
+          <m:t> </m:t>
+        </m:r>
+        <m:sSub>
+          <m:e>
+            <m:r>
+              <m:rPr>
+                <m:sty m:val="p"/>
+              </m:rPr>
+              <m:t>P</m:t>
+            </m:r>
+            <m:r>
+              <m:rPr>
+                <m:sty m:val="p"/>
+              </m:rPr>
+              <m:t>E</m:t>
+            </m:r>
+            <m:r>
+              <m:rPr>
+                <m:sty m:val="p"/>
+              </m:rPr>
+              <m:t>S</m:t>
+            </m:r>
+            <m:r>
+              <m:rPr>
+                <m:sty m:val="p"/>
+              </m:rPr>
+              <m:t>Q</m:t>
+            </m:r>
+          </m:e>
+          <m:sub>
+            <m:r>
+              <m:rPr>
+                <m:sty m:val="p"/>
+              </m:rPr>
+              <m:t>n</m:t>
+            </m:r>
+            <m:r>
+              <m:rPr>
+                <m:sty m:val="p"/>
+              </m:rPr>
+              <m:t>o</m:t>
+            </m:r>
+            <m:r>
+              <m:rPr>
+                <m:sty m:val="p"/>
+              </m:rPr>
+              <m:t>r</m:t>
+            </m:r>
+            <m:r>
+              <m:rPr>
+                <m:sty m:val="p"/>
+              </m:rPr>
+              <m:t>m</m:t>
+            </m:r>
+          </m:sub>
+        </m:sSub>
+        <m:r>
+          <m:rPr>
+            <m:sty m:val="p"/>
+          </m:rPr>
+          <m:t>,</m:t>
+        </m:r>
+        <m:r>
+          <m:t> </m:t>
+        </m:r>
+        <m:sSub>
+          <m:e>
+            <m:r>
+              <m:rPr>
+                <m:sty m:val="p"/>
+              </m:rPr>
+              <m:t>M</m:t>
+            </m:r>
+            <m:r>
+              <m:rPr>
+                <m:sty m:val="p"/>
+              </m:rPr>
+              <m:t>O</m:t>
+            </m:r>
+            <m:r>
+              <m:rPr>
+                <m:sty m:val="p"/>
+              </m:rPr>
+              <m:t>S</m:t>
+            </m:r>
+          </m:e>
+          <m:sub>
+            <m:r>
+              <m:rPr>
+                <m:sty m:val="p"/>
+              </m:rPr>
+              <m:t>n</m:t>
+            </m:r>
+            <m:r>
+              <m:rPr>
+                <m:sty m:val="p"/>
+              </m:rPr>
+              <m:t>o</m:t>
+            </m:r>
+            <m:r>
+              <m:rPr>
+                <m:sty m:val="p"/>
+              </m:rPr>
+              <m:t>r</m:t>
+            </m:r>
+            <m:r>
+              <m:rPr>
+                <m:sty m:val="p"/>
+              </m:rPr>
+              <m:t>m</m:t>
             </m:r>
           </m:sub>
         </m:sSub>
@@ -9123,31 +10534,36 @@
         <w:rPr>
           <w:rFonts w:ascii="Times New Roman" w:hAnsi="Times New Roman" w:cs="Times New Roman"/>
         </w:rPr>
-        <w:t xml:space="preserve">— нормализованное значение</w:t>
-      </w:r>
+        <w:t xml:space="preserve">— нормализованные значения метрик &lt;&lt;выше — лучше&gt;&gt; (формула </w:t>
+      </w:r>
+      <w:hyperlink w:anchor="eq:norm-dir">
+        <w:r>
+          <w:rPr>
+            <w:rStyle w:val="Hyperlink"/>
+          </w:rPr>
+          <w:t xml:space="preserve">[eq:norm-dir]</w:t>
+        </w:r>
+      </w:hyperlink>
       <w:r>
         <w:rPr>
           <w:rFonts w:ascii="Times New Roman" w:hAnsi="Times New Roman" w:cs="Times New Roman"/>
         </w:rPr>
         <w:t xml:space="preserve"> </w:t>
       </w:r>
-      <m:oMath>
-        <m:r>
-          <m:t>i</m:t>
-        </m:r>
-      </m:oMath>
-      <w:r>
-        <w:rPr>
-          <w:rFonts w:ascii="Times New Roman" w:hAnsi="Times New Roman" w:cs="Times New Roman"/>
-        </w:rPr>
-        <w:t xml:space="preserve">-й метрики;</w:t>
-      </w:r>
-      <w:r>
-        <w:rPr>
-          <w:rFonts w:ascii="Times New Roman" w:hAnsi="Times New Roman" w:cs="Times New Roman"/>
-        </w:rPr>
-        <w:t xml:space="preserve"> </w:t>
-      </w:r>
+      <w:r>
+        <w:rPr>
+          <w:rFonts w:ascii="Times New Roman" w:hAnsi="Times New Roman" w:cs="Times New Roman"/>
+        </w:rPr>
+        <w:t xml:space="preserve">выше);</w:t>
+      </w:r>
+    </w:p>
+    <w:p>
+      <w:pPr>
+        <w:numPr>
+          <w:ilvl w:val="0"/>
+          <w:numId w:val="1008"/>
+        </w:numPr>
+      </w:pPr>
       <m:oMath>
         <m:r>
           <m:rPr>
@@ -9210,12 +10626,58 @@
         <w:rPr>
           <w:rFonts w:ascii="Times New Roman" w:hAnsi="Times New Roman" w:cs="Times New Roman"/>
         </w:rPr>
-        <w:t xml:space="preserve">— минимальное и максимальное значения метрики среди всех сравниваемых методов.</w:t>
+        <w:t xml:space="preserve">— минимальное и максимальное значения метрики среди всех сравниваемых методов для данного файла;</w:t>
       </w:r>
     </w:p>
     <w:p>
       <w:pPr>
-        <w:pStyle w:val="BodyText"/>
+        <w:numPr>
+          <w:ilvl w:val="0"/>
+          <w:numId w:val="1008"/>
+        </w:numPr>
+      </w:pPr>
+      <w:r>
+        <w:rPr>
+          <w:rFonts w:ascii="Times New Roman" w:hAnsi="Times New Roman" w:cs="Times New Roman"/>
+        </w:rPr>
+        <w:t xml:space="preserve">сумма всех весов равна</w:t>
+      </w:r>
+      <w:r>
+        <w:rPr>
+          <w:rFonts w:ascii="Times New Roman" w:hAnsi="Times New Roman" w:cs="Times New Roman"/>
+        </w:rPr>
+        <w:t xml:space="preserve"> </w:t>
+      </w:r>
+      <m:oMath>
+        <m:r>
+          <m:t>1</m:t>
+        </m:r>
+        <m:r>
+          <m:rPr>
+            <m:sty m:val="p"/>
+          </m:rPr>
+          <m:t>,</m:t>
+        </m:r>
+        <m:r>
+          <m:t>00</m:t>
+        </m:r>
+      </m:oMath>
+      <w:r>
+        <w:rPr>
+          <w:rFonts w:ascii="Times New Roman" w:hAnsi="Times New Roman" w:cs="Times New Roman"/>
+        </w:rPr>
+        <w:t xml:space="preserve"> </w:t>
+      </w:r>
+      <w:r>
+        <w:rPr>
+          <w:rFonts w:ascii="Times New Roman" w:hAnsi="Times New Roman" w:cs="Times New Roman"/>
+        </w:rPr>
+        <w:t xml:space="preserve">(см. таблицу ниже).</w:t>
+      </w:r>
+    </w:p>
+    <w:p>
+      <w:pPr>
+        <w:pStyle w:val="FirstParagraph"/>
       </w:pPr>
       <w:r>
         <w:rPr>
@@ -10273,6 +11735,9 @@
     <w:abstractNumId w:val="991"/>
   </w:num>
   <w:num w:numId="1007">
+    <w:abstractNumId w:val="991"/>
+  </w:num>
+  <w:num w:numId="1008">
     <w:abstractNumId w:val="991"/>
   </w:num>
 </w:numbering>
